--- a/dist/CODS/templates/คำพิพากษาตามยอม.docx
+++ b/dist/CODS/templates/คำพิพากษาตามยอม.docx
@@ -15,41 +15,6 @@
           <w:szCs w:val="34"/>
         </w:rPr>
       </w:pPr>
-    </w:p>
-    <w:p>
-      <w:pPr>
-        <w:pStyle w:val="Footer"/>
-        <w:tabs>
-          <w:tab w:val="clear" w:pos="4153"/>
-          <w:tab w:val="clear" w:pos="8306"/>
-        </w:tabs>
-        <w:rPr>
-          <w:rFonts w:ascii="TH SarabunIT๙" w:hAnsi="TH SarabunIT๙" w:cs="TH SarabunIT๙"/>
-          <w:b/>
-          <w:bCs/>
-          <w:sz w:val="34"/>
-          <w:szCs w:val="34"/>
-          <w:u w:val="single"/>
-        </w:rPr>
-      </w:pPr>
-    </w:p>
-    <w:p>
-      <w:pPr>
-        <w:pStyle w:val="Footer"/>
-        <w:tabs>
-          <w:tab w:val="clear" w:pos="4153"/>
-          <w:tab w:val="clear" w:pos="8306"/>
-        </w:tabs>
-        <w:jc w:val="right"/>
-        <w:rPr>
-          <w:rFonts w:ascii="TH SarabunIT๙" w:hAnsi="TH SarabunIT๙" w:cs="TH SarabunIT๙"/>
-          <w:b/>
-          <w:bCs/>
-          <w:sz w:val="34"/>
-          <w:szCs w:val="34"/>
-          <w:u w:val="single"/>
-        </w:rPr>
-      </w:pPr>
       <w:r>
         <w:rPr>
           <w:rFonts w:ascii="TH SarabunIT๙" w:hAnsi="TH SarabunIT๙" w:cs="TH SarabunIT๙"/>
@@ -58,16 +23,16 @@
           <w:szCs w:val="34"/>
         </w:rPr>
         <w:drawing>
-          <wp:anchor distT="0" distB="0" distL="114300" distR="114300" simplePos="0" relativeHeight="251659264" behindDoc="0" locked="0" layoutInCell="1" allowOverlap="1" wp14:anchorId="4F272E8F" wp14:editId="16CBB971">
+          <wp:anchor distT="0" distB="0" distL="114300" distR="114300" simplePos="0" relativeHeight="251659264" behindDoc="0" locked="0" layoutInCell="1" allowOverlap="1" wp14:anchorId="4F272E8F" wp14:editId="06504FF0">
             <wp:simplePos x="0" y="0"/>
-            <wp:positionH relativeFrom="column">
-              <wp:posOffset>2367915</wp:posOffset>
+            <wp:positionH relativeFrom="margin">
+              <wp:posOffset>2365375</wp:posOffset>
             </wp:positionH>
-            <wp:positionV relativeFrom="paragraph">
-              <wp:posOffset>41910</wp:posOffset>
+            <wp:positionV relativeFrom="page">
+              <wp:posOffset>900430</wp:posOffset>
             </wp:positionV>
-            <wp:extent cx="1028700" cy="1123950"/>
-            <wp:effectExtent l="0" t="0" r="0" b="0"/>
+            <wp:extent cx="1029600" cy="1123200"/>
+            <wp:effectExtent l="0" t="0" r="0" b="1270"/>
             <wp:wrapNone/>
             <wp:docPr id="10" name="Picture 1"/>
             <wp:cNvGraphicFramePr>
@@ -98,7 +63,7 @@
                   <pic:spPr bwMode="auto">
                     <a:xfrm>
                       <a:off x="0" y="0"/>
-                      <a:ext cx="1028700" cy="1123950"/>
+                      <a:ext cx="1029600" cy="1123200"/>
                     </a:xfrm>
                     <a:prstGeom prst="rect">
                       <a:avLst/>
@@ -120,6 +85,41 @@
           </wp:anchor>
         </w:drawing>
       </w:r>
+    </w:p>
+    <w:p>
+      <w:pPr>
+        <w:pStyle w:val="Footer"/>
+        <w:tabs>
+          <w:tab w:val="clear" w:pos="4153"/>
+          <w:tab w:val="clear" w:pos="8306"/>
+        </w:tabs>
+        <w:rPr>
+          <w:rFonts w:ascii="TH SarabunIT๙" w:hAnsi="TH SarabunIT๙" w:cs="TH SarabunIT๙"/>
+          <w:b/>
+          <w:bCs/>
+          <w:sz w:val="34"/>
+          <w:szCs w:val="34"/>
+          <w:u w:val="single"/>
+        </w:rPr>
+      </w:pPr>
+    </w:p>
+    <w:p>
+      <w:pPr>
+        <w:pStyle w:val="Footer"/>
+        <w:tabs>
+          <w:tab w:val="clear" w:pos="4153"/>
+          <w:tab w:val="clear" w:pos="8306"/>
+        </w:tabs>
+        <w:jc w:val="right"/>
+        <w:rPr>
+          <w:rFonts w:ascii="TH SarabunIT๙" w:hAnsi="TH SarabunIT๙" w:cs="TH SarabunIT๙"/>
+          <w:b/>
+          <w:bCs/>
+          <w:sz w:val="34"/>
+          <w:szCs w:val="34"/>
+          <w:u w:val="single"/>
+        </w:rPr>
+      </w:pPr>
       <w:r>
         <w:rPr>
           <w:rFonts w:ascii="TH SarabunIT๙" w:hAnsi="TH SarabunIT๙" w:cs="TH SarabunIT๙"/>
@@ -139,14 +139,17 @@
         <w:tblLook w:val="04A0" w:firstRow="1" w:lastRow="0" w:firstColumn="1" w:lastColumn="0" w:noHBand="0" w:noVBand="1"/>
       </w:tblPr>
       <w:tblGrid>
-        <w:gridCol w:w="3250"/>
-        <w:gridCol w:w="3822"/>
+        <w:gridCol w:w="3246"/>
+        <w:gridCol w:w="3816"/>
         <w:gridCol w:w="2000"/>
       </w:tblGrid>
       <w:tr>
+        <w:trPr>
+          <w:trHeight w:val="1057"/>
+        </w:trPr>
         <w:tc>
           <w:tcPr>
-            <w:tcW w:w="3369" w:type="dxa"/>
+            <w:tcW w:w="3246" w:type="dxa"/>
           </w:tcPr>
           <w:p>
             <w:pPr>
@@ -205,7 +208,7 @@
         </w:tc>
         <w:tc>
           <w:tcPr>
-            <w:tcW w:w="3969" w:type="dxa"/>
+            <w:tcW w:w="3816" w:type="dxa"/>
           </w:tcPr>
           <w:p>
             <w:pPr>
@@ -227,7 +230,6 @@
           </w:p>
           <w:p>
             <w:pPr>
-              <w:spacing w:after="240"/>
               <w:jc w:val="right"/>
               <w:rPr>
                 <w:rFonts w:ascii="TH SarabunIT๙" w:hAnsi="TH SarabunIT๙" w:cs="TH SarabunIT๙"/>
@@ -235,6 +237,16 @@
                 <w:szCs w:val="34"/>
               </w:rPr>
             </w:pPr>
+          </w:p>
+          <w:p>
+            <w:pPr>
+              <w:jc w:val="right"/>
+              <w:rPr>
+                <w:rFonts w:ascii="TH SarabunIT๙" w:hAnsi="TH SarabunIT๙" w:cs="TH SarabunIT๙"/>
+                <w:sz w:val="34"/>
+                <w:szCs w:val="34"/>
+              </w:rPr>
+            </w:pPr>
             <w:r>
               <w:rPr>
                 <w:rFonts w:ascii="TH SarabunIT๙" w:hAnsi="TH SarabunIT๙" w:cs="TH SarabunIT๙" w:hint="cs"/>
@@ -243,32 +255,22 @@
                 <w:cs/>
               </w:rPr>
               <w:t>คดีหมายเลขดำที่</w:t>
-            </w:r>
-          </w:p>
-          <w:p>
-            <w:pPr>
-              <w:jc w:val="right"/>
-              <w:rPr>
-                <w:rFonts w:ascii="TH SarabunIT๙" w:hAnsi="TH SarabunIT๙" w:cs="TH SarabunIT๙"/>
-                <w:sz w:val="34"/>
-                <w:szCs w:val="34"/>
-              </w:rPr>
-            </w:pPr>
-            <w:r>
-              <w:rPr>
-                <w:rFonts w:ascii="TH SarabunIT๙" w:hAnsi="TH SarabunIT๙" w:cs="TH SarabunIT๙" w:hint="cs"/>
-                <w:sz w:val="34"/>
-                <w:szCs w:val="34"/>
-                <w:cs/>
-              </w:rPr>
-              <w:t>คดีหมายเลขแดงที่</w:t>
             </w:r>
           </w:p>
         </w:tc>
         <w:tc>
           <w:tcPr>
-            <w:tcW w:w="1950" w:type="dxa"/>
+            <w:tcW w:w="2000" w:type="dxa"/>
           </w:tcPr>
+          <w:p>
+            <w:pPr>
+              <w:rPr>
+                <w:rFonts w:ascii="TH SarabunIT๙" w:hAnsi="TH SarabunIT๙" w:cs="TH SarabunIT๙"/>
+                <w:sz w:val="34"/>
+                <w:szCs w:val="34"/>
+              </w:rPr>
+            </w:pPr>
+          </w:p>
           <w:p>
             <w:pPr>
               <w:rPr>
@@ -326,12 +328,59 @@
               <w:t>}}</w:t>
             </w:r>
           </w:p>
+        </w:tc>
+      </w:tr>
+      <w:tr>
+        <w:trPr>
+          <w:trHeight w:val="485"/>
+        </w:trPr>
+        <w:tc>
+          <w:tcPr>
+            <w:tcW w:w="3246" w:type="dxa"/>
+          </w:tcPr>
+          <w:p>
+            <w:pPr>
+              <w:rPr>
+                <w:rFonts w:ascii="TH SarabunIT๙" w:hAnsi="TH SarabunIT๙" w:cs="TH SarabunIT๙"/>
+                <w:sz w:val="34"/>
+                <w:szCs w:val="34"/>
+              </w:rPr>
+            </w:pPr>
+          </w:p>
+        </w:tc>
+        <w:tc>
+          <w:tcPr>
+            <w:tcW w:w="3816" w:type="dxa"/>
+          </w:tcPr>
+          <w:p>
+            <w:pPr>
+              <w:jc w:val="right"/>
+              <w:rPr>
+                <w:rFonts w:ascii="TH SarabunIT๙" w:hAnsi="TH SarabunIT๙" w:cs="TH SarabunIT๙"/>
+                <w:sz w:val="34"/>
+                <w:szCs w:val="34"/>
+              </w:rPr>
+            </w:pPr>
+            <w:r>
+              <w:rPr>
+                <w:rFonts w:ascii="TH SarabunIT๙" w:hAnsi="TH SarabunIT๙" w:cs="TH SarabunIT๙" w:hint="cs"/>
+                <w:sz w:val="34"/>
+                <w:szCs w:val="34"/>
+                <w:cs/>
+              </w:rPr>
+              <w:t>คดีหมายเลขแดงที่</w:t>
+            </w:r>
+          </w:p>
+        </w:tc>
+        <w:tc>
+          <w:tcPr>
+            <w:tcW w:w="2000" w:type="dxa"/>
+          </w:tcPr>
           <w:p>
             <w:pPr>
               <w:tabs>
                 <w:tab w:val="right" w:pos="1734"/>
               </w:tabs>
-              <w:spacing w:before="240"/>
               <w:jc w:val="right"/>
               <w:rPr>
                 <w:rFonts w:ascii="TH SarabunIT๙" w:hAnsi="TH SarabunIT๙" w:cs="TH SarabunIT๙"/>
@@ -490,7 +539,7 @@
                     <w:p>
                       <w:pPr>
                         <w:rPr>
-                          <w:rFonts w:ascii="TH SarabunIT๙" w:hAnsi="TH SarabunIT๙" w:cs="TH SarabunIT๙" w:hint="cs"/>
+                          <w:rFonts w:ascii="TH SarabunIT๙" w:hAnsi="TH SarabunIT๙" w:cs="TH SarabunIT๙"/>
                           <w:sz w:val="34"/>
                           <w:szCs w:val="34"/>
                           <w:cs/>
@@ -2021,23 +2070,6 @@
         <w:t>/</w:t>
       </w:r>
     </w:p>
-    <w:p>
-      <w:pPr>
-        <w:pStyle w:val="Footer"/>
-        <w:tabs>
-          <w:tab w:val="clear" w:pos="4153"/>
-          <w:tab w:val="clear" w:pos="8306"/>
-          <w:tab w:val="left" w:pos="1134"/>
-        </w:tabs>
-        <w:spacing w:line="360" w:lineRule="auto"/>
-        <w:jc w:val="thaiDistribute"/>
-        <w:rPr>
-          <w:rFonts w:ascii="TH SarabunIT๙" w:hAnsi="TH SarabunIT๙" w:cs="TH SarabunIT๙"/>
-          <w:sz w:val="34"/>
-          <w:szCs w:val="34"/>
-        </w:rPr>
-      </w:pPr>
-    </w:p>
     <w:tbl>
       <w:tblPr>
         <w:tblStyle w:val="TableGrid"/>
@@ -2181,6 +2213,36 @@
               </w:rPr>
               <w:t>)</w:t>
             </w:r>
+          </w:p>
+          <w:p>
+            <w:pPr>
+              <w:pStyle w:val="Footer"/>
+              <w:tabs>
+                <w:tab w:val="clear" w:pos="4153"/>
+                <w:tab w:val="clear" w:pos="8306"/>
+                <w:tab w:val="left" w:pos="1134"/>
+              </w:tabs>
+              <w:rPr>
+                <w:rFonts w:ascii="TH SarabunIT๙" w:hAnsi="TH SarabunIT๙" w:cs="TH SarabunIT๙"/>
+                <w:sz w:val="34"/>
+                <w:szCs w:val="34"/>
+              </w:rPr>
+            </w:pPr>
+          </w:p>
+          <w:p>
+            <w:pPr>
+              <w:pStyle w:val="Footer"/>
+              <w:tabs>
+                <w:tab w:val="clear" w:pos="4153"/>
+                <w:tab w:val="clear" w:pos="8306"/>
+                <w:tab w:val="left" w:pos="1134"/>
+              </w:tabs>
+              <w:rPr>
+                <w:rFonts w:ascii="TH SarabunIT๙" w:hAnsi="TH SarabunIT๙" w:cs="TH SarabunIT๙"/>
+                <w:sz w:val="34"/>
+                <w:szCs w:val="34"/>
+              </w:rPr>
+            </w:pPr>
           </w:p>
           <w:p>
             <w:pPr>
@@ -2552,13 +2614,7 @@
             <v:shape id="_x0000_s1027" type="#_x0000_t202" style="position:absolute;margin-left:384.8pt;margin-top:-10.35pt;width:81pt;height:27pt;z-index:251657728;visibility:visible;mso-wrap-style:square;mso-width-percent:0;mso-height-percent:0;mso-wrap-distance-left:9pt;mso-wrap-distance-top:0;mso-wrap-distance-right:9pt;mso-wrap-distance-bottom:0;mso-position-horizontal:absolute;mso-position-horizontal-relative:text;mso-position-vertical:absolute;mso-position-vertical-relative:text;mso-width-percent:0;mso-height-percent:0;mso-width-relative:page;mso-height-relative:page;v-text-anchor:top" o:gfxdata="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" o:allowincell="f" strokecolor="white">
               <v:textbox>
                 <w:txbxContent>
-                  <w:p>
-                    <w:pPr>
-                      <w:rPr>
-                        <w:rFonts w:hint="cs"/>
-                      </w:rPr>
-                    </w:pPr>
-                  </w:p>
+                  <w:p/>
                 </w:txbxContent>
               </v:textbox>
             </v:shape>
@@ -3079,6 +3135,74 @@
       <w:szCs w:val="32"/>
     </w:rPr>
   </w:style>
+  <w:style w:type="character" w:styleId="CommentReference">
+    <w:name w:val="annotation reference"/>
+    <w:basedOn w:val="DefaultParagraphFont"/>
+    <w:rsid w:val="00CF20F5"/>
+    <w:rPr>
+      <w:sz w:val="16"/>
+      <w:szCs w:val="16"/>
+    </w:rPr>
+  </w:style>
+  <w:style w:type="paragraph" w:styleId="CommentText">
+    <w:name w:val="annotation text"/>
+    <w:basedOn w:val="Normal"/>
+    <w:link w:val="CommentTextChar"/>
+    <w:rsid w:val="00CF20F5"/>
+    <w:rPr>
+      <w:rFonts w:cs="Angsana New"/>
+      <w:sz w:val="20"/>
+      <w:szCs w:val="25"/>
+    </w:rPr>
+  </w:style>
+  <w:style w:type="character" w:customStyle="1" w:styleId="CommentTextChar">
+    <w:name w:val="Comment Text Char"/>
+    <w:basedOn w:val="DefaultParagraphFont"/>
+    <w:link w:val="CommentText"/>
+    <w:rsid w:val="00CF20F5"/>
+    <w:rPr>
+      <w:rFonts w:ascii="AngsanaUPC" w:hAnsi="AngsanaUPC"/>
+      <w:szCs w:val="25"/>
+    </w:rPr>
+  </w:style>
+  <w:style w:type="paragraph" w:styleId="CommentSubject">
+    <w:name w:val="annotation subject"/>
+    <w:basedOn w:val="CommentText"/>
+    <w:next w:val="CommentText"/>
+    <w:link w:val="CommentSubjectChar"/>
+    <w:rsid w:val="00CF20F5"/>
+    <w:rPr>
+      <w:b/>
+      <w:bCs/>
+    </w:rPr>
+  </w:style>
+  <w:style w:type="character" w:customStyle="1" w:styleId="CommentSubjectChar">
+    <w:name w:val="Comment Subject Char"/>
+    <w:basedOn w:val="CommentTextChar"/>
+    <w:link w:val="CommentSubject"/>
+    <w:rsid w:val="00CF20F5"/>
+    <w:rPr>
+      <w:rFonts w:ascii="AngsanaUPC" w:hAnsi="AngsanaUPC"/>
+      <w:b/>
+      <w:bCs/>
+      <w:szCs w:val="25"/>
+    </w:rPr>
+  </w:style>
+  <w:style w:type="paragraph" w:styleId="ListParagraph">
+    <w:name w:val="List Paragraph"/>
+    <w:basedOn w:val="Normal"/>
+    <w:uiPriority w:val="34"/>
+    <w:qFormat/>
+    <w:rsid w:val="00CF20F5"/>
+    <w:pPr>
+      <w:ind w:left="720"/>
+      <w:contextualSpacing/>
+    </w:pPr>
+    <w:rPr>
+      <w:rFonts w:cs="Angsana New"/>
+      <w:szCs w:val="40"/>
+    </w:rPr>
+  </w:style>
 </w:styles>
 </file>
 

--- a/dist/CODS/templates/คำพิพากษาตามยอม.docx
+++ b/dist/CODS/templates/คำพิพากษาตามยอม.docx
@@ -2085,13 +2085,14 @@
         <w:tblLook w:val="04A0" w:firstRow="1" w:lastRow="0" w:firstColumn="1" w:lastColumn="0" w:noHBand="0" w:noVBand="1"/>
       </w:tblPr>
       <w:tblGrid>
-        <w:gridCol w:w="4478"/>
-        <w:gridCol w:w="4594"/>
+        <w:gridCol w:w="4603"/>
+        <w:gridCol w:w="3301"/>
+        <w:gridCol w:w="1168"/>
       </w:tblGrid>
       <w:tr>
         <w:tc>
           <w:tcPr>
-            <w:tcW w:w="4644" w:type="dxa"/>
+            <w:tcW w:w="7508" w:type="dxa"/>
           </w:tcPr>
           <w:p>
             <w:pPr>
@@ -2112,7 +2113,7 @@
         </w:tc>
         <w:tc>
           <w:tcPr>
-            <w:tcW w:w="4644" w:type="dxa"/>
+            <w:tcW w:w="284" w:type="dxa"/>
           </w:tcPr>
           <w:p>
             <w:pPr>
@@ -2138,7 +2139,7 @@
                 <w:szCs w:val="34"/>
                 <w:cs/>
               </w:rPr>
-              <w:t>........................................................ผู้พิพากษา</w:t>
+              <w:t>........................................................</w:t>
             </w:r>
             <w:r>
               <w:rPr>
@@ -2260,11 +2261,41 @@
             </w:pPr>
           </w:p>
         </w:tc>
+        <w:tc>
+          <w:tcPr>
+            <w:tcW w:w="1270" w:type="dxa"/>
+          </w:tcPr>
+          <w:p>
+            <w:pPr>
+              <w:pStyle w:val="Footer"/>
+              <w:tabs>
+                <w:tab w:val="clear" w:pos="4153"/>
+                <w:tab w:val="clear" w:pos="8306"/>
+                <w:tab w:val="left" w:pos="1134"/>
+              </w:tabs>
+              <w:jc w:val="right"/>
+              <w:rPr>
+                <w:rFonts w:ascii="TH SarabunIT๙" w:hAnsi="TH SarabunIT๙" w:cs="TH SarabunIT๙"/>
+                <w:sz w:val="34"/>
+                <w:szCs w:val="34"/>
+              </w:rPr>
+            </w:pPr>
+            <w:r>
+              <w:rPr>
+                <w:rFonts w:ascii="TH SarabunIT๙" w:hAnsi="TH SarabunIT๙" w:cs="TH SarabunIT๙"/>
+                <w:sz w:val="34"/>
+                <w:szCs w:val="34"/>
+                <w:cs/>
+              </w:rPr>
+              <w:t>ผู้พิพากษา</w:t>
+            </w:r>
+          </w:p>
+        </w:tc>
       </w:tr>
       <w:tr>
         <w:tc>
           <w:tcPr>
-            <w:tcW w:w="4644" w:type="dxa"/>
+            <w:tcW w:w="7508" w:type="dxa"/>
           </w:tcPr>
           <w:p>
             <w:pPr>
@@ -2285,7 +2316,7 @@
         </w:tc>
         <w:tc>
           <w:tcPr>
-            <w:tcW w:w="4644" w:type="dxa"/>
+            <w:tcW w:w="284" w:type="dxa"/>
           </w:tcPr>
           <w:p>
             <w:pPr>
@@ -2309,7 +2340,7 @@
                 <w:szCs w:val="34"/>
                 <w:cs/>
               </w:rPr>
-              <w:t>........................................................ผู้พิพากษา</w:t>
+              <w:t>........................................................</w:t>
             </w:r>
             <w:r>
               <w:rPr>
@@ -2410,6 +2441,36 @@
               <w:t>)</w:t>
             </w:r>
             <w:bookmarkEnd w:id="0"/>
+          </w:p>
+        </w:tc>
+        <w:tc>
+          <w:tcPr>
+            <w:tcW w:w="1270" w:type="dxa"/>
+          </w:tcPr>
+          <w:p>
+            <w:pPr>
+              <w:pStyle w:val="Footer"/>
+              <w:tabs>
+                <w:tab w:val="clear" w:pos="4153"/>
+                <w:tab w:val="clear" w:pos="8306"/>
+                <w:tab w:val="left" w:pos="1134"/>
+              </w:tabs>
+              <w:jc w:val="right"/>
+              <w:rPr>
+                <w:rFonts w:ascii="TH SarabunIT๙" w:hAnsi="TH SarabunIT๙" w:cs="TH SarabunIT๙"/>
+                <w:sz w:val="34"/>
+                <w:szCs w:val="34"/>
+              </w:rPr>
+            </w:pPr>
+            <w:r>
+              <w:rPr>
+                <w:rFonts w:ascii="TH SarabunIT๙" w:hAnsi="TH SarabunIT๙" w:cs="TH SarabunIT๙"/>
+                <w:sz w:val="34"/>
+                <w:szCs w:val="34"/>
+                <w:cs/>
+              </w:rPr>
+              <w:t>ผู้พิพากษา</w:t>
+            </w:r>
           </w:p>
         </w:tc>
       </w:tr>
@@ -2420,7 +2481,7 @@
           <w:tab w:val="left" w:pos="4536"/>
         </w:tabs>
         <w:rPr>
-          <w:rFonts w:ascii="TH SarabunIT๙" w:hAnsi="TH SarabunIT๙" w:cs="TH SarabunIT๙"/>
+          <w:rFonts w:ascii="TH SarabunIT๙" w:hAnsi="TH SarabunIT๙" w:cs="TH SarabunIT๙" w:hint="cs"/>
           <w:b/>
           <w:bCs/>
           <w:sz w:val="44"/>
